--- a/CB.SC.U4CSE23241.docx
+++ b/CB.SC.U4CSE23241.docx
@@ -37,13 +37,7 @@
         <w:rPr>
           <w:rFonts w:eastAsia="Times New Roman" w:cs="Times New Roman" w:ascii="Times New Roman" w:hAnsi="Times New Roman"/>
         </w:rPr>
-        <w:t xml:space="preserve"> </w:t>
-      </w:r>
-      <w:r>
-        <w:rPr>
-          <w:rFonts w:eastAsia="Times New Roman" w:cs="Times New Roman" w:ascii="Times New Roman" w:hAnsi="Times New Roman"/>
-        </w:rPr>
-        <w:t>Danvanth S C</w:t>
+        <w:t xml:space="preserve"> Danvanth S C</w:t>
       </w:r>
     </w:p>
     <w:p>
@@ -88,13 +82,7 @@
         <w:rPr>
           <w:rFonts w:eastAsia="Times New Roman" w:cs="Times New Roman" w:ascii="Times New Roman" w:hAnsi="Times New Roman"/>
         </w:rPr>
-        <w:t>2</w:t>
-      </w:r>
-      <w:r>
-        <w:rPr>
-          <w:rFonts w:eastAsia="Times New Roman" w:cs="Times New Roman" w:ascii="Times New Roman" w:hAnsi="Times New Roman"/>
-        </w:rPr>
-        <w:t>41</w:t>
+        <w:t>241</w:t>
       </w:r>
     </w:p>
     <w:p>
@@ -138,17 +126,7 @@
           <w:color w:val="000000"/>
           <w:u w:val="none"/>
         </w:rPr>
-        <w:t>https://github.com/</w:t>
-      </w:r>
-      <w:r>
-        <w:rPr>
-          <w:rFonts w:eastAsia="Times New Roman" w:cs="Times New Roman" w:ascii="Times New Roman" w:hAnsi="Times New Roman"/>
-          <w:b/>
-          <w:bCs/>
-          <w:color w:val="000000"/>
-          <w:u w:val="none"/>
-        </w:rPr>
-        <w:t>realdanvanth</w:t>
+        <w:t>https://github.com/realdanvanth</w:t>
       </w:r>
     </w:p>
     <w:p>
@@ -446,7 +424,6 @@
         <w:keepLines w:val="false"/>
         <w:pageBreakBefore w:val="false"/>
         <w:widowControl/>
-        <w:pBdr/>
         <w:shd w:val="clear" w:fill="auto"/>
         <w:spacing w:lineRule="auto" w:line="278" w:before="240" w:after="240"/>
         <w:ind w:hanging="0" w:left="720" w:right="0"/>
@@ -527,7 +504,6 @@
         <w:keepLines w:val="false"/>
         <w:pageBreakBefore w:val="false"/>
         <w:widowControl/>
-        <w:pBdr/>
         <w:shd w:val="clear" w:fill="auto"/>
         <w:spacing w:lineRule="auto" w:line="278" w:before="240" w:after="0"/>
         <w:ind w:hanging="0" w:left="720" w:right="0"/>
@@ -583,7 +559,6 @@
         <w:keepLines w:val="false"/>
         <w:pageBreakBefore w:val="false"/>
         <w:widowControl/>
-        <w:pBdr/>
         <w:shd w:val="clear" w:fill="auto"/>
         <w:spacing w:lineRule="auto" w:line="278" w:before="0" w:after="0"/>
         <w:ind w:hanging="0" w:left="720" w:right="0"/>
@@ -639,7 +614,6 @@
         <w:keepLines w:val="false"/>
         <w:pageBreakBefore w:val="false"/>
         <w:widowControl/>
-        <w:pBdr/>
         <w:shd w:val="clear" w:fill="auto"/>
         <w:spacing w:lineRule="auto" w:line="278" w:before="0" w:after="0"/>
         <w:ind w:hanging="0" w:left="720" w:right="0"/>
@@ -695,7 +669,6 @@
         <w:keepLines w:val="false"/>
         <w:pageBreakBefore w:val="false"/>
         <w:widowControl/>
-        <w:pBdr/>
         <w:shd w:val="clear" w:fill="auto"/>
         <w:spacing w:lineRule="auto" w:line="278" w:before="0" w:after="240"/>
         <w:ind w:hanging="0" w:left="720" w:right="0"/>
@@ -1026,10 +999,10 @@
         <w:tblLook w:val="0600"/>
       </w:tblPr>
       <w:tblGrid>
-        <w:gridCol w:w="654"/>
-        <w:gridCol w:w="791"/>
-        <w:gridCol w:w="909"/>
-        <w:gridCol w:w="4945"/>
+        <w:gridCol w:w="653"/>
+        <w:gridCol w:w="792"/>
+        <w:gridCol w:w="908"/>
+        <w:gridCol w:w="4946"/>
         <w:gridCol w:w="686"/>
       </w:tblGrid>
       <w:tr>
@@ -1038,7 +1011,7 @@
         </w:trPr>
         <w:tc>
           <w:tcPr>
-            <w:tcW w:w="654" w:type="dxa"/>
+            <w:tcW w:w="653" w:type="dxa"/>
             <w:tcBorders>
               <w:top w:val="single" w:sz="4" w:space="0" w:color="000000"/>
               <w:bottom w:val="single" w:sz="4" w:space="0" w:color="000000"/>
@@ -1073,7 +1046,7 @@
         </w:tc>
         <w:tc>
           <w:tcPr>
-            <w:tcW w:w="791" w:type="dxa"/>
+            <w:tcW w:w="792" w:type="dxa"/>
             <w:tcBorders>
               <w:top w:val="single" w:sz="4" w:space="0" w:color="000000"/>
               <w:bottom w:val="single" w:sz="4" w:space="0" w:color="000000"/>
@@ -1108,7 +1081,7 @@
         </w:tc>
         <w:tc>
           <w:tcPr>
-            <w:tcW w:w="909" w:type="dxa"/>
+            <w:tcW w:w="908" w:type="dxa"/>
             <w:tcBorders>
               <w:top w:val="single" w:sz="4" w:space="0" w:color="000000"/>
               <w:bottom w:val="single" w:sz="4" w:space="0" w:color="000000"/>
@@ -1143,7 +1116,7 @@
         </w:tc>
         <w:tc>
           <w:tcPr>
-            <w:tcW w:w="4945" w:type="dxa"/>
+            <w:tcW w:w="4946" w:type="dxa"/>
             <w:tcBorders>
               <w:top w:val="single" w:sz="4" w:space="0" w:color="000000"/>
               <w:bottom w:val="single" w:sz="4" w:space="0" w:color="000000"/>
@@ -1218,7 +1191,7 @@
         </w:trPr>
         <w:tc>
           <w:tcPr>
-            <w:tcW w:w="654" w:type="dxa"/>
+            <w:tcW w:w="653" w:type="dxa"/>
             <w:tcBorders>
               <w:top w:val="single" w:sz="4" w:space="0" w:color="000000"/>
               <w:bottom w:val="single" w:sz="4" w:space="0" w:color="000000"/>
@@ -1251,7 +1224,7 @@
         </w:tc>
         <w:tc>
           <w:tcPr>
-            <w:tcW w:w="791" w:type="dxa"/>
+            <w:tcW w:w="792" w:type="dxa"/>
             <w:tcBorders>
               <w:top w:val="single" w:sz="4" w:space="0" w:color="000000"/>
               <w:bottom w:val="single" w:sz="4" w:space="0" w:color="000000"/>
@@ -1284,7 +1257,7 @@
         </w:tc>
         <w:tc>
           <w:tcPr>
-            <w:tcW w:w="909" w:type="dxa"/>
+            <w:tcW w:w="908" w:type="dxa"/>
             <w:tcBorders>
               <w:top w:val="single" w:sz="4" w:space="0" w:color="000000"/>
               <w:bottom w:val="single" w:sz="4" w:space="0" w:color="000000"/>
@@ -1317,7 +1290,7 @@
         </w:tc>
         <w:tc>
           <w:tcPr>
-            <w:tcW w:w="4945" w:type="dxa"/>
+            <w:tcW w:w="4946" w:type="dxa"/>
             <w:tcBorders>
               <w:top w:val="single" w:sz="4" w:space="0" w:color="000000"/>
               <w:bottom w:val="single" w:sz="4" w:space="0" w:color="000000"/>
@@ -1399,7 +1372,7 @@
         </w:trPr>
         <w:tc>
           <w:tcPr>
-            <w:tcW w:w="654" w:type="dxa"/>
+            <w:tcW w:w="653" w:type="dxa"/>
             <w:tcBorders>
               <w:top w:val="single" w:sz="4" w:space="0" w:color="000000"/>
               <w:bottom w:val="single" w:sz="4" w:space="0" w:color="000000"/>
@@ -1432,7 +1405,7 @@
         </w:tc>
         <w:tc>
           <w:tcPr>
-            <w:tcW w:w="791" w:type="dxa"/>
+            <w:tcW w:w="792" w:type="dxa"/>
             <w:tcBorders>
               <w:top w:val="single" w:sz="4" w:space="0" w:color="000000"/>
               <w:bottom w:val="single" w:sz="4" w:space="0" w:color="000000"/>
@@ -1465,7 +1438,7 @@
         </w:tc>
         <w:tc>
           <w:tcPr>
-            <w:tcW w:w="909" w:type="dxa"/>
+            <w:tcW w:w="908" w:type="dxa"/>
             <w:tcBorders>
               <w:top w:val="single" w:sz="4" w:space="0" w:color="000000"/>
               <w:bottom w:val="single" w:sz="4" w:space="0" w:color="000000"/>
@@ -1498,7 +1471,7 @@
         </w:tc>
         <w:tc>
           <w:tcPr>
-            <w:tcW w:w="4945" w:type="dxa"/>
+            <w:tcW w:w="4946" w:type="dxa"/>
             <w:tcBorders>
               <w:top w:val="single" w:sz="4" w:space="0" w:color="000000"/>
               <w:bottom w:val="single" w:sz="4" w:space="0" w:color="000000"/>
@@ -1580,7 +1553,7 @@
         </w:trPr>
         <w:tc>
           <w:tcPr>
-            <w:tcW w:w="654" w:type="dxa"/>
+            <w:tcW w:w="653" w:type="dxa"/>
             <w:tcBorders>
               <w:top w:val="single" w:sz="4" w:space="0" w:color="000000"/>
               <w:bottom w:val="single" w:sz="4" w:space="0" w:color="000000"/>
@@ -1613,7 +1586,7 @@
         </w:tc>
         <w:tc>
           <w:tcPr>
-            <w:tcW w:w="791" w:type="dxa"/>
+            <w:tcW w:w="792" w:type="dxa"/>
             <w:tcBorders>
               <w:top w:val="single" w:sz="4" w:space="0" w:color="000000"/>
               <w:bottom w:val="single" w:sz="4" w:space="0" w:color="000000"/>
@@ -1646,7 +1619,7 @@
         </w:tc>
         <w:tc>
           <w:tcPr>
-            <w:tcW w:w="909" w:type="dxa"/>
+            <w:tcW w:w="908" w:type="dxa"/>
             <w:tcBorders>
               <w:top w:val="single" w:sz="4" w:space="0" w:color="000000"/>
               <w:bottom w:val="single" w:sz="4" w:space="0" w:color="000000"/>
@@ -1679,7 +1652,7 @@
         </w:tc>
         <w:tc>
           <w:tcPr>
-            <w:tcW w:w="4945" w:type="dxa"/>
+            <w:tcW w:w="4946" w:type="dxa"/>
             <w:tcBorders>
               <w:top w:val="single" w:sz="4" w:space="0" w:color="000000"/>
               <w:bottom w:val="single" w:sz="4" w:space="0" w:color="000000"/>
@@ -1761,7 +1734,7 @@
         </w:trPr>
         <w:tc>
           <w:tcPr>
-            <w:tcW w:w="654" w:type="dxa"/>
+            <w:tcW w:w="653" w:type="dxa"/>
             <w:tcBorders>
               <w:top w:val="single" w:sz="4" w:space="0" w:color="000000"/>
               <w:bottom w:val="single" w:sz="4" w:space="0" w:color="000000"/>
@@ -1794,7 +1767,7 @@
         </w:tc>
         <w:tc>
           <w:tcPr>
-            <w:tcW w:w="791" w:type="dxa"/>
+            <w:tcW w:w="792" w:type="dxa"/>
             <w:tcBorders>
               <w:top w:val="single" w:sz="4" w:space="0" w:color="000000"/>
               <w:bottom w:val="single" w:sz="4" w:space="0" w:color="000000"/>
@@ -1827,7 +1800,7 @@
         </w:tc>
         <w:tc>
           <w:tcPr>
-            <w:tcW w:w="909" w:type="dxa"/>
+            <w:tcW w:w="908" w:type="dxa"/>
             <w:tcBorders>
               <w:top w:val="single" w:sz="4" w:space="0" w:color="000000"/>
               <w:bottom w:val="single" w:sz="4" w:space="0" w:color="000000"/>
@@ -1860,7 +1833,7 @@
         </w:tc>
         <w:tc>
           <w:tcPr>
-            <w:tcW w:w="4945" w:type="dxa"/>
+            <w:tcW w:w="4946" w:type="dxa"/>
             <w:tcBorders>
               <w:top w:val="single" w:sz="4" w:space="0" w:color="000000"/>
               <w:bottom w:val="single" w:sz="4" w:space="0" w:color="000000"/>
@@ -1942,7 +1915,7 @@
         </w:trPr>
         <w:tc>
           <w:tcPr>
-            <w:tcW w:w="654" w:type="dxa"/>
+            <w:tcW w:w="653" w:type="dxa"/>
             <w:tcBorders>
               <w:top w:val="single" w:sz="4" w:space="0" w:color="000000"/>
               <w:bottom w:val="single" w:sz="4" w:space="0" w:color="000000"/>
@@ -1975,7 +1948,7 @@
         </w:tc>
         <w:tc>
           <w:tcPr>
-            <w:tcW w:w="791" w:type="dxa"/>
+            <w:tcW w:w="792" w:type="dxa"/>
             <w:tcBorders>
               <w:top w:val="single" w:sz="4" w:space="0" w:color="000000"/>
               <w:bottom w:val="single" w:sz="4" w:space="0" w:color="000000"/>
@@ -2008,7 +1981,7 @@
         </w:tc>
         <w:tc>
           <w:tcPr>
-            <w:tcW w:w="909" w:type="dxa"/>
+            <w:tcW w:w="908" w:type="dxa"/>
             <w:tcBorders>
               <w:top w:val="single" w:sz="4" w:space="0" w:color="000000"/>
               <w:bottom w:val="single" w:sz="4" w:space="0" w:color="000000"/>
@@ -2041,7 +2014,7 @@
         </w:tc>
         <w:tc>
           <w:tcPr>
-            <w:tcW w:w="4945" w:type="dxa"/>
+            <w:tcW w:w="4946" w:type="dxa"/>
             <w:tcBorders>
               <w:top w:val="single" w:sz="4" w:space="0" w:color="000000"/>
               <w:bottom w:val="single" w:sz="4" w:space="0" w:color="000000"/>
@@ -2605,7 +2578,7 @@
                 <w:szCs w:val="24"/>
                 <w:u w:val="none"/>
               </w:rPr>
-              <w:t xml:space="preserve">The Main application file that contains the react code from all the components </w:t>
+              <w:t>The Main application file that contains the react code from all the components</w:t>
             </w:r>
           </w:p>
         </w:tc>
@@ -2676,7 +2649,7 @@
                 <w:szCs w:val="24"/>
                 <w:u w:val="none"/>
               </w:rPr>
-              <w:t xml:space="preserve">The component that contains the logic for all the three calculators </w:t>
+              <w:t>The component that contains the logic for all the three calculators</w:t>
             </w:r>
           </w:p>
         </w:tc>
@@ -2811,8 +2784,8 @@
       </w:tblPr>
       <w:tblGrid>
         <w:gridCol w:w="1405"/>
-        <w:gridCol w:w="4989"/>
-        <w:gridCol w:w="2501"/>
+        <w:gridCol w:w="4988"/>
+        <w:gridCol w:w="2502"/>
       </w:tblGrid>
       <w:tr>
         <w:trPr>
@@ -2854,7 +2827,7 @@
         </w:tc>
         <w:tc>
           <w:tcPr>
-            <w:tcW w:w="4989" w:type="dxa"/>
+            <w:tcW w:w="4988" w:type="dxa"/>
             <w:tcBorders>
               <w:top w:val="single" w:sz="4" w:space="0" w:color="000000"/>
               <w:bottom w:val="single" w:sz="4" w:space="0" w:color="000000"/>
@@ -2888,7 +2861,7 @@
         </w:tc>
         <w:tc>
           <w:tcPr>
-            <w:tcW w:w="2501" w:type="dxa"/>
+            <w:tcW w:w="2502" w:type="dxa"/>
             <w:tcBorders>
               <w:top w:val="single" w:sz="4" w:space="0" w:color="000000"/>
               <w:bottom w:val="single" w:sz="4" w:space="0" w:color="000000"/>
@@ -2961,7 +2934,7 @@
         </w:tc>
         <w:tc>
           <w:tcPr>
-            <w:tcW w:w="4989" w:type="dxa"/>
+            <w:tcW w:w="4988" w:type="dxa"/>
             <w:tcBorders>
               <w:top w:val="single" w:sz="4" w:space="0" w:color="000000"/>
               <w:bottom w:val="single" w:sz="4" w:space="0" w:color="000000"/>
@@ -2995,7 +2968,7 @@
         </w:tc>
         <w:tc>
           <w:tcPr>
-            <w:tcW w:w="2501" w:type="dxa"/>
+            <w:tcW w:w="2502" w:type="dxa"/>
             <w:tcBorders>
               <w:top w:val="single" w:sz="4" w:space="0" w:color="000000"/>
               <w:bottom w:val="single" w:sz="4" w:space="0" w:color="000000"/>
@@ -3068,7 +3041,7 @@
         </w:tc>
         <w:tc>
           <w:tcPr>
-            <w:tcW w:w="4989" w:type="dxa"/>
+            <w:tcW w:w="4988" w:type="dxa"/>
             <w:tcBorders>
               <w:top w:val="single" w:sz="4" w:space="0" w:color="000000"/>
               <w:bottom w:val="single" w:sz="4" w:space="0" w:color="000000"/>
@@ -3096,13 +3069,13 @@
                 <w:szCs w:val="24"/>
                 <w:u w:val="none"/>
               </w:rPr>
-              <w:t xml:space="preserve">For constructing UI components, while offering a simpler, more readable, and performant way to build applications. </w:t>
-            </w:r>
-          </w:p>
-        </w:tc>
-        <w:tc>
-          <w:tcPr>
-            <w:tcW w:w="2501" w:type="dxa"/>
+              <w:t>For constructing UI components, while offering a simpler, more readable, and performant way to build applications.</w:t>
+            </w:r>
+          </w:p>
+        </w:tc>
+        <w:tc>
+          <w:tcPr>
+            <w:tcW w:w="2502" w:type="dxa"/>
             <w:tcBorders>
               <w:top w:val="single" w:sz="4" w:space="0" w:color="000000"/>
               <w:bottom w:val="single" w:sz="4" w:space="0" w:color="000000"/>
@@ -3175,7 +3148,7 @@
         </w:tc>
         <w:tc>
           <w:tcPr>
-            <w:tcW w:w="4989" w:type="dxa"/>
+            <w:tcW w:w="4988" w:type="dxa"/>
             <w:tcBorders>
               <w:top w:val="single" w:sz="4" w:space="0" w:color="000000"/>
               <w:bottom w:val="single" w:sz="4" w:space="0" w:color="000000"/>
@@ -3209,7 +3182,7 @@
         </w:tc>
         <w:tc>
           <w:tcPr>
-            <w:tcW w:w="2501" w:type="dxa"/>
+            <w:tcW w:w="2502" w:type="dxa"/>
             <w:tcBorders>
               <w:top w:val="single" w:sz="4" w:space="0" w:color="000000"/>
               <w:bottom w:val="single" w:sz="4" w:space="0" w:color="000000"/>
@@ -3282,7 +3255,7 @@
         </w:tc>
         <w:tc>
           <w:tcPr>
-            <w:tcW w:w="4989" w:type="dxa"/>
+            <w:tcW w:w="4988" w:type="dxa"/>
             <w:tcBorders>
               <w:top w:val="single" w:sz="4" w:space="0" w:color="000000"/>
               <w:bottom w:val="single" w:sz="4" w:space="0" w:color="000000"/>
@@ -3316,7 +3289,7 @@
         </w:tc>
         <w:tc>
           <w:tcPr>
-            <w:tcW w:w="2501" w:type="dxa"/>
+            <w:tcW w:w="2502" w:type="dxa"/>
             <w:tcBorders>
               <w:top w:val="single" w:sz="4" w:space="0" w:color="000000"/>
               <w:bottom w:val="single" w:sz="4" w:space="0" w:color="000000"/>
@@ -3632,23 +3605,7 @@
           <w:szCs w:val="24"/>
           <w:u w:val="single"/>
         </w:rPr>
-        <w:t>realdanvanth/23CSE461/exp0</w:t>
-      </w:r>
-      <w:r>
-        <w:rPr>
-          <w:rFonts w:eastAsia="Times New Roman" w:cs="Times New Roman" w:ascii="Times New Roman" w:hAnsi="Times New Roman"/>
-          <w:b/>
-          <w:bCs/>
-          <w:i w:val="false"/>
-          <w:iCs w:val="false"/>
-          <w:strike w:val="false"/>
-          <w:dstrike w:val="false"/>
-          <w:color w:val="1155CC"/>
-          <w:sz w:val="24"/>
-          <w:szCs w:val="24"/>
-          <w:u w:val="single"/>
-        </w:rPr>
-        <w:t>2</w:t>
+        <w:t>realdanvanth/23CSE461/exp02</w:t>
       </w:r>
     </w:p>
     <w:p>
@@ -4151,9 +4108,9 @@
         <w:tblLook w:val="0600"/>
       </w:tblPr>
       <w:tblGrid>
-        <w:gridCol w:w="1224"/>
+        <w:gridCol w:w="1223"/>
         <w:gridCol w:w="4735"/>
-        <w:gridCol w:w="2936"/>
+        <w:gridCol w:w="2937"/>
       </w:tblGrid>
       <w:tr>
         <w:trPr>
@@ -4161,7 +4118,7 @@
         </w:trPr>
         <w:tc>
           <w:tcPr>
-            <w:tcW w:w="1224" w:type="dxa"/>
+            <w:tcW w:w="1223" w:type="dxa"/>
             <w:tcBorders>
               <w:top w:val="single" w:sz="4" w:space="0" w:color="000000"/>
               <w:bottom w:val="single" w:sz="4" w:space="0" w:color="000000"/>
@@ -4229,7 +4186,7 @@
         </w:tc>
         <w:tc>
           <w:tcPr>
-            <w:tcW w:w="2936" w:type="dxa"/>
+            <w:tcW w:w="2937" w:type="dxa"/>
             <w:tcBorders>
               <w:top w:val="single" w:sz="4" w:space="0" w:color="000000"/>
               <w:bottom w:val="single" w:sz="4" w:space="0" w:color="000000"/>
@@ -4268,7 +4225,7 @@
         </w:trPr>
         <w:tc>
           <w:tcPr>
-            <w:tcW w:w="1224" w:type="dxa"/>
+            <w:tcW w:w="1223" w:type="dxa"/>
             <w:tcBorders>
               <w:top w:val="single" w:sz="4" w:space="0" w:color="000000"/>
               <w:bottom w:val="single" w:sz="4" w:space="0" w:color="000000"/>
@@ -4336,7 +4293,7 @@
         </w:tc>
         <w:tc>
           <w:tcPr>
-            <w:tcW w:w="2936" w:type="dxa"/>
+            <w:tcW w:w="2937" w:type="dxa"/>
             <w:tcBorders>
               <w:top w:val="single" w:sz="4" w:space="0" w:color="000000"/>
               <w:bottom w:val="single" w:sz="4" w:space="0" w:color="000000"/>
@@ -4375,7 +4332,7 @@
         </w:trPr>
         <w:tc>
           <w:tcPr>
-            <w:tcW w:w="1224" w:type="dxa"/>
+            <w:tcW w:w="1223" w:type="dxa"/>
             <w:tcBorders>
               <w:top w:val="single" w:sz="4" w:space="0" w:color="000000"/>
               <w:bottom w:val="single" w:sz="4" w:space="0" w:color="000000"/>
@@ -4443,7 +4400,7 @@
         </w:tc>
         <w:tc>
           <w:tcPr>
-            <w:tcW w:w="2936" w:type="dxa"/>
+            <w:tcW w:w="2937" w:type="dxa"/>
             <w:tcBorders>
               <w:top w:val="single" w:sz="4" w:space="0" w:color="000000"/>
               <w:bottom w:val="single" w:sz="4" w:space="0" w:color="000000"/>
@@ -4482,7 +4439,7 @@
         </w:trPr>
         <w:tc>
           <w:tcPr>
-            <w:tcW w:w="1224" w:type="dxa"/>
+            <w:tcW w:w="1223" w:type="dxa"/>
             <w:tcBorders>
               <w:top w:val="single" w:sz="4" w:space="0" w:color="000000"/>
               <w:bottom w:val="single" w:sz="4" w:space="0" w:color="000000"/>
@@ -4544,13 +4501,13 @@
                 <w:szCs w:val="24"/>
                 <w:u w:val="none"/>
               </w:rPr>
-              <w:t xml:space="preserve">For constructing UI components, while offering a simpler, more readable, and performant way to build applications. </w:t>
-            </w:r>
-          </w:p>
-        </w:tc>
-        <w:tc>
-          <w:tcPr>
-            <w:tcW w:w="2936" w:type="dxa"/>
+              <w:t>For constructing UI components, while offering a simpler, more readable, and performant way to build applications.</w:t>
+            </w:r>
+          </w:p>
+        </w:tc>
+        <w:tc>
+          <w:tcPr>
+            <w:tcW w:w="2937" w:type="dxa"/>
             <w:tcBorders>
               <w:top w:val="single" w:sz="4" w:space="0" w:color="000000"/>
               <w:bottom w:val="single" w:sz="4" w:space="0" w:color="000000"/>
@@ -4589,7 +4546,7 @@
         </w:trPr>
         <w:tc>
           <w:tcPr>
-            <w:tcW w:w="1224" w:type="dxa"/>
+            <w:tcW w:w="1223" w:type="dxa"/>
             <w:tcBorders>
               <w:top w:val="single" w:sz="4" w:space="0" w:color="000000"/>
               <w:bottom w:val="single" w:sz="4" w:space="0" w:color="000000"/>
@@ -4617,7 +4574,7 @@
                 <w:szCs w:val="24"/>
                 <w:u w:val="none"/>
               </w:rPr>
-              <w:t xml:space="preserve">Helper functions </w:t>
+              <w:t>Helper functions</w:t>
             </w:r>
           </w:p>
         </w:tc>
@@ -4657,7 +4614,7 @@
         </w:tc>
         <w:tc>
           <w:tcPr>
-            <w:tcW w:w="2936" w:type="dxa"/>
+            <w:tcW w:w="2937" w:type="dxa"/>
             <w:tcBorders>
               <w:top w:val="single" w:sz="4" w:space="0" w:color="000000"/>
               <w:bottom w:val="single" w:sz="4" w:space="0" w:color="000000"/>
@@ -4696,7 +4653,7 @@
         </w:trPr>
         <w:tc>
           <w:tcPr>
-            <w:tcW w:w="1224" w:type="dxa"/>
+            <w:tcW w:w="1223" w:type="dxa"/>
             <w:tcBorders>
               <w:top w:val="single" w:sz="4" w:space="0" w:color="000000"/>
               <w:bottom w:val="single" w:sz="4" w:space="0" w:color="000000"/>
@@ -4764,7 +4721,7 @@
         </w:tc>
         <w:tc>
           <w:tcPr>
-            <w:tcW w:w="2936" w:type="dxa"/>
+            <w:tcW w:w="2937" w:type="dxa"/>
             <w:tcBorders>
               <w:top w:val="single" w:sz="4" w:space="0" w:color="000000"/>
               <w:bottom w:val="single" w:sz="4" w:space="0" w:color="000000"/>
@@ -4884,115 +4841,7 @@
           <w:szCs w:val="24"/>
           <w:u w:val="single"/>
         </w:rPr>
-        <w:t>https://realdanvanth.github.io/23CSE461/exp0</w:t>
-      </w:r>
-      <w:r>
-        <w:rPr>
-          <w:rFonts w:eastAsia="Times New Roman" w:cs="Times New Roman" w:ascii="Times New Roman" w:hAnsi="Times New Roman"/>
-          <w:b/>
-          <w:bCs/>
-          <w:i w:val="false"/>
-          <w:iCs w:val="false"/>
-          <w:caps w:val="false"/>
-          <w:smallCaps w:val="false"/>
-          <w:strike w:val="false"/>
-          <w:dstrike w:val="false"/>
-          <w:color w:val="1155CC"/>
-          <w:sz w:val="24"/>
-          <w:szCs w:val="24"/>
-          <w:u w:val="single"/>
-        </w:rPr>
-        <w:t>2/</w:t>
-      </w:r>
-    </w:p>
-    <w:p>
-      <w:pPr>
-        <w:pStyle w:val="normal1"/>
-        <w:rPr/>
-      </w:pPr>
-      <w:r>
-        <w:rPr/>
-      </w:r>
-    </w:p>
-    <w:p>
-      <w:pPr>
-        <w:pStyle w:val="normal1"/>
-        <w:rPr/>
-      </w:pPr>
-      <w:r>
-        <w:rPr/>
-      </w:r>
-    </w:p>
-    <w:p>
-      <w:pPr>
-        <w:pStyle w:val="normal1"/>
-        <w:rPr/>
-      </w:pPr>
-      <w:r>
-        <w:rPr/>
-      </w:r>
-    </w:p>
-    <w:p>
-      <w:pPr>
-        <w:pStyle w:val="normal1"/>
-        <w:rPr/>
-      </w:pPr>
-      <w:r>
-        <w:rPr/>
-      </w:r>
-    </w:p>
-    <w:p>
-      <w:pPr>
-        <w:pStyle w:val="normal1"/>
-        <w:rPr/>
-      </w:pPr>
-      <w:r>
-        <w:rPr/>
-      </w:r>
-    </w:p>
-    <w:p>
-      <w:pPr>
-        <w:pStyle w:val="normal1"/>
-        <w:rPr/>
-      </w:pPr>
-      <w:r>
-        <w:rPr/>
-      </w:r>
-    </w:p>
-    <w:p>
-      <w:pPr>
-        <w:pStyle w:val="normal1"/>
-        <w:rPr/>
-      </w:pPr>
-      <w:r>
-        <w:rPr/>
-      </w:r>
-    </w:p>
-    <w:p>
-      <w:pPr>
-        <w:pStyle w:val="normal1"/>
-        <w:rPr/>
-      </w:pPr>
-      <w:r>
-        <w:rPr/>
-      </w:r>
-    </w:p>
-    <w:p>
-      <w:pPr>
-        <w:pStyle w:val="normal1"/>
-        <w:rPr/>
-      </w:pPr>
-      <w:r>
-        <w:rPr/>
-      </w:r>
-    </w:p>
-    <w:p>
-      <w:pPr>
-        <w:pStyle w:val="normal1"/>
-        <w:rPr/>
-      </w:pPr>
-      <w:r>
-        <w:rPr/>
+        <w:t>https://realdanvanth.github.io/23CSE461/exp02/</w:t>
       </w:r>
     </w:p>
     <w:p>
@@ -5086,17 +4935,14 @@
         <w:rPr/>
       </w:pPr>
       <w:r>
-        <w:rPr>
-          <w:rFonts w:eastAsia="Aptos" w:cs="Aptos"/>
-          <w:sz w:val="24"/>
-          <w:szCs w:val="24"/>
-        </w:rPr>
-        <w:t>To design and develop an Employee Tax Calculator using ReactJS that calculates the total salary based on Basic Pay, determines the employee grade, and computes the bonus according to predefined conditions.</w:t>
-      </w:r>
-    </w:p>
-    <w:p>
-      <w:pPr>
-        <w:pStyle w:val="normal1"/>
+        <w:rPr/>
+        <w:t>To design a ReactJS Calculator that performs arithmetic operations (Addition, Subtraction, Multiplication, Division), evaluates the expression `Result = (a+b)/(a-b)*(a+b)`, calculates the sum of squares of digits (MoD_Sum_square), and checks if a number is odd or even (Even_ODD).</w:t>
+      </w:r>
+    </w:p>
+    <w:p>
+      <w:pPr>
+        <w:pStyle w:val="normal1"/>
+        <w:spacing w:lineRule="auto" w:line="240" w:before="0" w:after="0"/>
         <w:rPr/>
       </w:pPr>
       <w:r>
@@ -5180,23 +5026,7 @@
           <w:szCs w:val="24"/>
           <w:u w:val="single"/>
         </w:rPr>
-        <w:t>realdanvanth/23CSE461/exp0</w:t>
-      </w:r>
-      <w:r>
-        <w:rPr>
-          <w:rFonts w:eastAsia="Times New Roman" w:cs="Times New Roman" w:ascii="Times New Roman" w:hAnsi="Times New Roman"/>
-          <w:b/>
-          <w:bCs/>
-          <w:i w:val="false"/>
-          <w:iCs w:val="false"/>
-          <w:strike w:val="false"/>
-          <w:dstrike w:val="false"/>
-          <w:color w:val="1155CC"/>
-          <w:sz w:val="24"/>
-          <w:szCs w:val="24"/>
-          <w:u w:val="single"/>
-        </w:rPr>
-        <w:t>3</w:t>
+        <w:t>realdanvanth/23CSE461/exp03</w:t>
       </w:r>
     </w:p>
     <w:p>
@@ -5252,7 +5082,7 @@
     <w:tbl>
       <w:tblPr>
         <w:tblStyle w:val="Table6"/>
-        <w:tblW w:w="9140" w:type="dxa"/>
+        <w:tblW w:w="9147" w:type="dxa"/>
         <w:jc w:val="left"/>
         <w:tblInd w:w="0" w:type="dxa"/>
         <w:tblLayout w:type="fixed"/>
@@ -5265,8 +5095,8 @@
         <w:tblLook w:val="0600"/>
       </w:tblPr>
       <w:tblGrid>
-        <w:gridCol w:w="4570"/>
-        <w:gridCol w:w="4569"/>
+        <w:gridCol w:w="4500"/>
+        <w:gridCol w:w="4647"/>
       </w:tblGrid>
       <w:tr>
         <w:trPr>
@@ -5274,7 +5104,7 @@
         </w:trPr>
         <w:tc>
           <w:tcPr>
-            <w:tcW w:w="4570" w:type="dxa"/>
+            <w:tcW w:w="4500" w:type="dxa"/>
             <w:tcBorders>
               <w:top w:val="single" w:sz="4" w:space="0" w:color="000000"/>
               <w:bottom w:val="single" w:sz="4" w:space="0" w:color="000000"/>
@@ -5307,7 +5137,7 @@
         </w:tc>
         <w:tc>
           <w:tcPr>
-            <w:tcW w:w="4569" w:type="dxa"/>
+            <w:tcW w:w="4647" w:type="dxa"/>
             <w:tcBorders>
               <w:top w:val="single" w:sz="4" w:space="0" w:color="000000"/>
               <w:bottom w:val="single" w:sz="4" w:space="0" w:color="000000"/>
@@ -5345,7 +5175,7 @@
         </w:trPr>
         <w:tc>
           <w:tcPr>
-            <w:tcW w:w="4570" w:type="dxa"/>
+            <w:tcW w:w="4500" w:type="dxa"/>
             <w:tcBorders>
               <w:top w:val="single" w:sz="4" w:space="0" w:color="000000"/>
               <w:bottom w:val="single" w:sz="4" w:space="0" w:color="000000"/>
@@ -5378,7 +5208,7 @@
         </w:tc>
         <w:tc>
           <w:tcPr>
-            <w:tcW w:w="4569" w:type="dxa"/>
+            <w:tcW w:w="4647" w:type="dxa"/>
             <w:tcBorders>
               <w:top w:val="single" w:sz="4" w:space="0" w:color="000000"/>
               <w:bottom w:val="single" w:sz="4" w:space="0" w:color="000000"/>
@@ -5416,7 +5246,7 @@
         </w:trPr>
         <w:tc>
           <w:tcPr>
-            <w:tcW w:w="4570" w:type="dxa"/>
+            <w:tcW w:w="4500" w:type="dxa"/>
             <w:tcBorders>
               <w:top w:val="single" w:sz="4" w:space="0" w:color="000000"/>
               <w:bottom w:val="single" w:sz="4" w:space="0" w:color="000000"/>
@@ -5449,7 +5279,7 @@
         </w:tc>
         <w:tc>
           <w:tcPr>
-            <w:tcW w:w="4569" w:type="dxa"/>
+            <w:tcW w:w="4647" w:type="dxa"/>
             <w:tcBorders>
               <w:top w:val="single" w:sz="4" w:space="0" w:color="000000"/>
               <w:bottom w:val="single" w:sz="4" w:space="0" w:color="000000"/>
@@ -5500,7 +5330,7 @@
         </w:trPr>
         <w:tc>
           <w:tcPr>
-            <w:tcW w:w="4570" w:type="dxa"/>
+            <w:tcW w:w="4500" w:type="dxa"/>
             <w:tcBorders>
               <w:top w:val="single" w:sz="4" w:space="0" w:color="000000"/>
               <w:bottom w:val="single" w:sz="4" w:space="0" w:color="000000"/>
@@ -5533,47 +5363,30 @@
         </w:tc>
         <w:tc>
           <w:tcPr>
-            <w:tcW w:w="4569" w:type="dxa"/>
-            <w:tcBorders>
-              <w:top w:val="single" w:sz="4" w:space="0" w:color="000000"/>
-              <w:bottom w:val="single" w:sz="4" w:space="0" w:color="000000"/>
-            </w:tcBorders>
-          </w:tcPr>
-          <w:p>
-            <w:pPr>
-              <w:pStyle w:val="normal1"/>
-              <w:spacing w:lineRule="auto" w:line="240" w:before="0" w:after="0"/>
-              <w:ind w:hanging="0" w:left="-108" w:right="0"/>
-              <w:rPr>
-                <w:rFonts w:ascii="Times New Roman" w:hAnsi="Times New Roman" w:eastAsia="Times New Roman" w:cs="Times New Roman"/>
-                <w:b w:val="false"/>
-                <w:bCs w:val="false"/>
-                <w:i w:val="false"/>
-                <w:i w:val="false"/>
-                <w:iCs w:val="false"/>
-                <w:strike w:val="false"/>
-                <w:dstrike w:val="false"/>
-                <w:color w:val="000000"/>
-                <w:sz w:val="24"/>
-                <w:szCs w:val="24"/>
-                <w:u w:val="none"/>
-              </w:rPr>
-            </w:pPr>
-            <w:r>
-              <w:rPr>
-                <w:rFonts w:eastAsia="Times New Roman" w:cs="Times New Roman" w:ascii="Times New Roman" w:hAnsi="Times New Roman"/>
-                <w:b w:val="false"/>
-                <w:bCs w:val="false"/>
-                <w:i w:val="false"/>
-                <w:iCs w:val="false"/>
-                <w:strike w:val="false"/>
-                <w:dstrike w:val="false"/>
-                <w:color w:val="000000"/>
-                <w:sz w:val="24"/>
-                <w:szCs w:val="24"/>
-                <w:u w:val="none"/>
-              </w:rPr>
-              <w:t>The component that contains the logic for calculating total salary, employee grade, and bonus based on Basic Pay.</w:t>
+            <w:tcW w:w="4647" w:type="dxa"/>
+            <w:tcBorders>
+              <w:top w:val="single" w:sz="4" w:space="0" w:color="000000"/>
+              <w:bottom w:val="single" w:sz="4" w:space="0" w:color="000000"/>
+            </w:tcBorders>
+          </w:tcPr>
+          <w:p>
+            <w:pPr>
+              <w:pStyle w:val="normal1"/>
+              <w:spacing w:lineRule="auto" w:line="240" w:before="0" w:after="0"/>
+              <w:ind w:hanging="0" w:left="-108" w:right="0"/>
+              <w:rPr>
+                <w:rFonts w:ascii="time" w:hAnsi="time"/>
+                <w:sz w:val="20"/>
+                <w:szCs w:val="20"/>
+              </w:rPr>
+            </w:pPr>
+            <w:r>
+              <w:rPr>
+                <w:rFonts w:ascii="time" w:hAnsi="time"/>
+                <w:sz w:val="20"/>
+                <w:szCs w:val="20"/>
+              </w:rPr>
+              <w:t>The component that contains the logic for arithmetic operations, expression evaluation, sum of digit squares, and odd/even checking.</w:t>
             </w:r>
           </w:p>
         </w:tc>
@@ -5584,7 +5397,7 @@
         </w:trPr>
         <w:tc>
           <w:tcPr>
-            <w:tcW w:w="4570" w:type="dxa"/>
+            <w:tcW w:w="4500" w:type="dxa"/>
             <w:tcBorders>
               <w:top w:val="single" w:sz="4" w:space="0" w:color="000000"/>
               <w:bottom w:val="single" w:sz="4" w:space="0" w:color="000000"/>
@@ -5617,7 +5430,7 @@
         </w:tc>
         <w:tc>
           <w:tcPr>
-            <w:tcW w:w="4569" w:type="dxa"/>
+            <w:tcW w:w="4647" w:type="dxa"/>
             <w:tcBorders>
               <w:top w:val="single" w:sz="4" w:space="0" w:color="000000"/>
               <w:bottom w:val="single" w:sz="4" w:space="0" w:color="000000"/>
@@ -5716,8 +5529,8 @@
         <w:tblLook w:val="0600"/>
       </w:tblPr>
       <w:tblGrid>
-        <w:gridCol w:w="1314"/>
-        <w:gridCol w:w="4616"/>
+        <w:gridCol w:w="1313"/>
+        <w:gridCol w:w="4617"/>
         <w:gridCol w:w="2965"/>
       </w:tblGrid>
       <w:tr>
@@ -5726,7 +5539,7 @@
         </w:trPr>
         <w:tc>
           <w:tcPr>
-            <w:tcW w:w="1314" w:type="dxa"/>
+            <w:tcW w:w="1313" w:type="dxa"/>
             <w:tcBorders>
               <w:top w:val="single" w:sz="4" w:space="0" w:color="000000"/>
               <w:bottom w:val="single" w:sz="4" w:space="0" w:color="000000"/>
@@ -5760,7 +5573,7 @@
         </w:tc>
         <w:tc>
           <w:tcPr>
-            <w:tcW w:w="4616" w:type="dxa"/>
+            <w:tcW w:w="4617" w:type="dxa"/>
             <w:tcBorders>
               <w:top w:val="single" w:sz="4" w:space="0" w:color="000000"/>
               <w:bottom w:val="single" w:sz="4" w:space="0" w:color="000000"/>
@@ -5833,7 +5646,7 @@
         </w:trPr>
         <w:tc>
           <w:tcPr>
-            <w:tcW w:w="1314" w:type="dxa"/>
+            <w:tcW w:w="1313" w:type="dxa"/>
             <w:tcBorders>
               <w:top w:val="single" w:sz="4" w:space="0" w:color="000000"/>
               <w:bottom w:val="single" w:sz="4" w:space="0" w:color="000000"/>
@@ -5867,7 +5680,7 @@
         </w:tc>
         <w:tc>
           <w:tcPr>
-            <w:tcW w:w="4616" w:type="dxa"/>
+            <w:tcW w:w="4617" w:type="dxa"/>
             <w:tcBorders>
               <w:top w:val="single" w:sz="4" w:space="0" w:color="000000"/>
               <w:bottom w:val="single" w:sz="4" w:space="0" w:color="000000"/>
@@ -5879,23 +5692,17 @@
               <w:spacing w:lineRule="auto" w:line="240" w:before="0" w:after="0"/>
               <w:ind w:hanging="0" w:left="-108" w:right="0"/>
               <w:jc w:val="both"/>
-              <w:rPr/>
-            </w:pPr>
-            <w:r>
-              <w:rPr>
-                <w:rFonts w:eastAsia="Times New Roman" w:cs="Times New Roman" w:ascii="Times New Roman" w:hAnsi="Times New Roman"/>
-                <w:b w:val="false"/>
-                <w:bCs w:val="false"/>
-                <w:i w:val="false"/>
-                <w:iCs w:val="false"/>
-                <w:strike w:val="false"/>
-                <w:dstrike w:val="false"/>
-                <w:color w:val="000000"/>
-                <w:sz w:val="24"/>
-                <w:szCs w:val="24"/>
-                <w:u w:val="none"/>
-              </w:rPr>
-              <w:t>To store and update Basic Pay, Total Salary, Grade, and Bonus values dynamically.</w:t>
+              <w:rPr>
+                <w:sz w:val="20"/>
+                <w:szCs w:val="20"/>
+              </w:rPr>
+            </w:pPr>
+            <w:r>
+              <w:rPr>
+                <w:sz w:val="20"/>
+                <w:szCs w:val="20"/>
+              </w:rPr>
+              <w:t>To store and update values A, B, result, and operation type dynamically.</w:t>
             </w:r>
           </w:p>
         </w:tc>
@@ -5940,7 +5747,7 @@
         </w:trPr>
         <w:tc>
           <w:tcPr>
-            <w:tcW w:w="1314" w:type="dxa"/>
+            <w:tcW w:w="1313" w:type="dxa"/>
             <w:tcBorders>
               <w:top w:val="single" w:sz="4" w:space="0" w:color="000000"/>
               <w:bottom w:val="single" w:sz="4" w:space="0" w:color="000000"/>
@@ -5974,7 +5781,7 @@
         </w:tc>
         <w:tc>
           <w:tcPr>
-            <w:tcW w:w="4616" w:type="dxa"/>
+            <w:tcW w:w="4617" w:type="dxa"/>
             <w:tcBorders>
               <w:top w:val="single" w:sz="4" w:space="0" w:color="000000"/>
               <w:bottom w:val="single" w:sz="4" w:space="0" w:color="000000"/>
@@ -5986,23 +5793,26 @@
               <w:spacing w:lineRule="auto" w:line="240" w:before="0" w:after="0"/>
               <w:ind w:hanging="0" w:left="-108" w:right="0"/>
               <w:jc w:val="both"/>
-              <w:rPr/>
-            </w:pPr>
-            <w:r>
-              <w:rPr>
-                <w:rFonts w:eastAsia="Times New Roman" w:cs="Times New Roman" w:ascii="Times New Roman" w:hAnsi="Times New Roman"/>
-                <w:b w:val="false"/>
-                <w:bCs w:val="false"/>
-                <w:i w:val="false"/>
-                <w:iCs w:val="false"/>
-                <w:strike w:val="false"/>
-                <w:dstrike w:val="false"/>
-                <w:color w:val="000000"/>
-                <w:sz w:val="24"/>
-                <w:szCs w:val="24"/>
-                <w:u w:val="none"/>
-              </w:rPr>
-              <w:t>To construct reusable UI components using a simple and readable approach.</w:t>
+              <w:rPr>
+                <w:sz w:val="24"/>
+                <w:szCs w:val="24"/>
+              </w:rPr>
+            </w:pPr>
+            <w:r>
+              <w:rPr>
+                <w:rFonts w:eastAsia="Times New Roman" w:cs="Times New Roman" w:ascii="Times New Roman" w:hAnsi="Times New Roman"/>
+                <w:b w:val="false"/>
+                <w:bCs w:val="false"/>
+                <w:i w:val="false"/>
+                <w:iCs w:val="false"/>
+                <w:strike w:val="false"/>
+                <w:dstrike w:val="false"/>
+                <w:color w:val="000000"/>
+                <w:sz w:val="24"/>
+                <w:szCs w:val="24"/>
+                <w:u w:val="none"/>
+              </w:rPr>
+              <w:t xml:space="preserve">To construct reusable UI components using a simple and readable approach. </w:t>
             </w:r>
           </w:p>
         </w:tc>
@@ -6047,7 +5857,7 @@
         </w:trPr>
         <w:tc>
           <w:tcPr>
-            <w:tcW w:w="1314" w:type="dxa"/>
+            <w:tcW w:w="1313" w:type="dxa"/>
             <w:tcBorders>
               <w:top w:val="single" w:sz="4" w:space="0" w:color="000000"/>
               <w:bottom w:val="single" w:sz="4" w:space="0" w:color="000000"/>
@@ -6094,7 +5904,7 @@
         </w:tc>
         <w:tc>
           <w:tcPr>
-            <w:tcW w:w="4616" w:type="dxa"/>
+            <w:tcW w:w="4617" w:type="dxa"/>
             <w:tcBorders>
               <w:top w:val="single" w:sz="4" w:space="0" w:color="000000"/>
               <w:bottom w:val="single" w:sz="4" w:space="0" w:color="000000"/>
@@ -6106,23 +5916,17 @@
               <w:spacing w:lineRule="auto" w:line="240" w:before="0" w:after="0"/>
               <w:ind w:hanging="0" w:left="-108" w:right="0"/>
               <w:jc w:val="both"/>
-              <w:rPr/>
-            </w:pPr>
-            <w:r>
-              <w:rPr>
-                <w:rFonts w:eastAsia="Times New Roman" w:cs="Times New Roman" w:ascii="Times New Roman" w:hAnsi="Times New Roman"/>
-                <w:b w:val="false"/>
-                <w:bCs w:val="false"/>
-                <w:i w:val="false"/>
-                <w:iCs w:val="false"/>
-                <w:strike w:val="false"/>
-                <w:dstrike w:val="false"/>
-                <w:color w:val="000000"/>
-                <w:sz w:val="24"/>
-                <w:szCs w:val="24"/>
-                <w:u w:val="none"/>
-              </w:rPr>
-              <w:t>To trigger salary calculation, grade checking, and bonus computation through button clicks.</w:t>
+              <w:rPr>
+                <w:sz w:val="20"/>
+                <w:szCs w:val="20"/>
+              </w:rPr>
+            </w:pPr>
+            <w:r>
+              <w:rPr>
+                <w:sz w:val="20"/>
+                <w:szCs w:val="20"/>
+              </w:rPr>
+              <w:t>To trigger arithmetic operations, expression evaluation, and special operations through button clicks.</w:t>
             </w:r>
           </w:p>
         </w:tc>
@@ -6167,7 +5971,7 @@
         </w:trPr>
         <w:tc>
           <w:tcPr>
-            <w:tcW w:w="1314" w:type="dxa"/>
+            <w:tcW w:w="1313" w:type="dxa"/>
             <w:tcBorders>
               <w:top w:val="single" w:sz="4" w:space="0" w:color="000000"/>
               <w:bottom w:val="single" w:sz="4" w:space="0" w:color="000000"/>
@@ -6214,7 +6018,7 @@
         </w:tc>
         <w:tc>
           <w:tcPr>
-            <w:tcW w:w="4616" w:type="dxa"/>
+            <w:tcW w:w="4617" w:type="dxa"/>
             <w:tcBorders>
               <w:top w:val="single" w:sz="4" w:space="0" w:color="000000"/>
               <w:bottom w:val="single" w:sz="4" w:space="0" w:color="000000"/>
@@ -6242,7 +6046,7 @@
                 <w:szCs w:val="24"/>
                 <w:u w:val="none"/>
               </w:rPr>
-              <w:t>To display salary, grade, and bonus only after user interaction.</w:t>
+              <w:t>To display results and error messages based on user interaction.</w:t>
             </w:r>
           </w:p>
         </w:tc>
@@ -6287,7 +6091,7 @@
         </w:trPr>
         <w:tc>
           <w:tcPr>
-            <w:tcW w:w="1314" w:type="dxa"/>
+            <w:tcW w:w="1313" w:type="dxa"/>
             <w:tcBorders>
               <w:top w:val="single" w:sz="4" w:space="0" w:color="000000"/>
               <w:bottom w:val="single" w:sz="4" w:space="0" w:color="000000"/>
@@ -6334,7 +6138,7 @@
         </w:tc>
         <w:tc>
           <w:tcPr>
-            <w:tcW w:w="4616" w:type="dxa"/>
+            <w:tcW w:w="4617" w:type="dxa"/>
             <w:tcBorders>
               <w:top w:val="single" w:sz="4" w:space="0" w:color="000000"/>
               <w:bottom w:val="single" w:sz="4" w:space="0" w:color="000000"/>
@@ -6375,7 +6179,23 @@
                 <w:szCs w:val="24"/>
                 <w:u w:val="none"/>
               </w:rPr>
-              <w:t>To calculate allowances, total salary, grade, and bonus in a structured manner.</w:t>
+              <w:t xml:space="preserve"> </w:t>
+            </w:r>
+            <w:r>
+              <w:rPr>
+                <w:rFonts w:eastAsia="Times New Roman" w:cs="Times New Roman" w:ascii="Times New Roman" w:hAnsi="Times New Roman"/>
+                <w:b w:val="false"/>
+                <w:bCs w:val="false"/>
+                <w:i w:val="false"/>
+                <w:iCs w:val="false"/>
+                <w:strike w:val="false"/>
+                <w:dstrike w:val="false"/>
+                <w:color w:val="000000"/>
+                <w:sz w:val="24"/>
+                <w:szCs w:val="24"/>
+                <w:u w:val="none"/>
+              </w:rPr>
+              <w:t>To perform arithmetic, expression evaluation, digit square sum, and odd/even checking in a structured manner.</w:t>
             </w:r>
           </w:p>
         </w:tc>
@@ -6501,25 +6321,7 @@
           <w:szCs w:val="24"/>
           <w:u w:val="single"/>
         </w:rPr>
-        <w:t>https://realdanvanth.github.io/23CSE461/exp0</w:t>
-      </w:r>
-      <w:r>
-        <w:rPr>
-          <w:rFonts w:eastAsia="Times New Roman" w:cs="Times New Roman" w:ascii="Times New Roman" w:hAnsi="Times New Roman"/>
-          <w:b/>
-          <w:bCs/>
-          <w:i w:val="false"/>
-          <w:iCs w:val="false"/>
-          <w:caps w:val="false"/>
-          <w:smallCaps w:val="false"/>
-          <w:strike w:val="false"/>
-          <w:dstrike w:val="false"/>
-          <w:color w:val="1155CC"/>
-          <w:sz w:val="24"/>
-          <w:szCs w:val="24"/>
-          <w:u w:val="single"/>
-        </w:rPr>
-        <w:t>3/</w:t>
+        <w:t>https://realdanvanth.github.io/23CSE461/exp03/</w:t>
       </w:r>
     </w:p>
     <w:p>
@@ -6735,167 +6537,7 @@
           <w:szCs w:val="24"/>
           <w:u w:val="single"/>
         </w:rPr>
-        <w:t>realdanvanth/23CSE461/</w:t>
-      </w:r>
-      <w:r>
-        <w:rPr>
-          <w:rFonts w:eastAsia="Times New Roman" w:cs="Times New Roman" w:ascii="Times New Roman" w:hAnsi="Times New Roman"/>
-          <w:b/>
-          <w:bCs/>
-          <w:i w:val="false"/>
-          <w:iCs w:val="false"/>
-          <w:strike w:val="false"/>
-          <w:dstrike w:val="false"/>
-          <w:color w:val="1155CC"/>
-          <w:sz w:val="24"/>
-          <w:szCs w:val="24"/>
-          <w:u w:val="single"/>
-        </w:rPr>
-        <w:t>C</w:t>
-      </w:r>
-      <w:r>
-        <w:rPr>
-          <w:rFonts w:eastAsia="Times New Roman" w:cs="Times New Roman" w:ascii="Times New Roman" w:hAnsi="Times New Roman"/>
-          <w:b/>
-          <w:bCs/>
-          <w:i w:val="false"/>
-          <w:iCs w:val="false"/>
-          <w:strike w:val="false"/>
-          <w:dstrike w:val="false"/>
-          <w:color w:val="1155CC"/>
-          <w:sz w:val="24"/>
-          <w:szCs w:val="24"/>
-          <w:u w:val="single"/>
-        </w:rPr>
-        <w:t>a</w:t>
-      </w:r>
-      <w:r>
-        <w:rPr>
-          <w:rFonts w:eastAsia="Times New Roman" w:cs="Times New Roman" w:ascii="Times New Roman" w:hAnsi="Times New Roman"/>
-          <w:b/>
-          <w:bCs/>
-          <w:i w:val="false"/>
-          <w:iCs w:val="false"/>
-          <w:strike w:val="false"/>
-          <w:dstrike w:val="false"/>
-          <w:color w:val="1155CC"/>
-          <w:sz w:val="24"/>
-          <w:szCs w:val="24"/>
-          <w:u w:val="single"/>
-        </w:rPr>
-        <w:t>l</w:t>
-      </w:r>
-      <w:r>
-        <w:rPr>
-          <w:rFonts w:eastAsia="Times New Roman" w:cs="Times New Roman" w:ascii="Times New Roman" w:hAnsi="Times New Roman"/>
-          <w:b/>
-          <w:bCs/>
-          <w:i w:val="false"/>
-          <w:iCs w:val="false"/>
-          <w:strike w:val="false"/>
-          <w:dstrike w:val="false"/>
-          <w:color w:val="1155CC"/>
-          <w:sz w:val="24"/>
-          <w:szCs w:val="24"/>
-          <w:u w:val="single"/>
-        </w:rPr>
-        <w:t>c</w:t>
-      </w:r>
-      <w:r>
-        <w:rPr>
-          <w:rFonts w:eastAsia="Times New Roman" w:cs="Times New Roman" w:ascii="Times New Roman" w:hAnsi="Times New Roman"/>
-          <w:b/>
-          <w:bCs/>
-          <w:i w:val="false"/>
-          <w:iCs w:val="false"/>
-          <w:strike w:val="false"/>
-          <w:dstrike w:val="false"/>
-          <w:color w:val="1155CC"/>
-          <w:sz w:val="24"/>
-          <w:szCs w:val="24"/>
-          <w:u w:val="single"/>
-        </w:rPr>
-        <w:t>u</w:t>
-      </w:r>
-      <w:r>
-        <w:rPr>
-          <w:rFonts w:eastAsia="Times New Roman" w:cs="Times New Roman" w:ascii="Times New Roman" w:hAnsi="Times New Roman"/>
-          <w:b/>
-          <w:bCs/>
-          <w:i w:val="false"/>
-          <w:iCs w:val="false"/>
-          <w:strike w:val="false"/>
-          <w:dstrike w:val="false"/>
-          <w:color w:val="1155CC"/>
-          <w:sz w:val="24"/>
-          <w:szCs w:val="24"/>
-          <w:u w:val="single"/>
-        </w:rPr>
-        <w:t>l</w:t>
-      </w:r>
-      <w:r>
-        <w:rPr>
-          <w:rFonts w:eastAsia="Times New Roman" w:cs="Times New Roman" w:ascii="Times New Roman" w:hAnsi="Times New Roman"/>
-          <w:b/>
-          <w:bCs/>
-          <w:i w:val="false"/>
-          <w:iCs w:val="false"/>
-          <w:strike w:val="false"/>
-          <w:dstrike w:val="false"/>
-          <w:color w:val="1155CC"/>
-          <w:sz w:val="24"/>
-          <w:szCs w:val="24"/>
-          <w:u w:val="single"/>
-        </w:rPr>
-        <w:t>a</w:t>
-      </w:r>
-      <w:r>
-        <w:rPr>
-          <w:rFonts w:eastAsia="Times New Roman" w:cs="Times New Roman" w:ascii="Times New Roman" w:hAnsi="Times New Roman"/>
-          <w:b/>
-          <w:bCs/>
-          <w:i w:val="false"/>
-          <w:iCs w:val="false"/>
-          <w:strike w:val="false"/>
-          <w:dstrike w:val="false"/>
-          <w:color w:val="1155CC"/>
-          <w:sz w:val="24"/>
-          <w:szCs w:val="24"/>
-          <w:u w:val="single"/>
-        </w:rPr>
-        <w:t>t</w:t>
-      </w:r>
-      <w:r>
-        <w:rPr>
-          <w:rFonts w:eastAsia="Times New Roman" w:cs="Times New Roman" w:ascii="Times New Roman" w:hAnsi="Times New Roman"/>
-          <w:b/>
-          <w:bCs/>
-          <w:i w:val="false"/>
-          <w:iCs w:val="false"/>
-          <w:strike w:val="false"/>
-          <w:dstrike w:val="false"/>
-          <w:color w:val="1155CC"/>
-          <w:sz w:val="24"/>
-          <w:szCs w:val="24"/>
-          <w:u w:val="single"/>
-        </w:rPr>
-        <w:t>o</w:t>
-      </w:r>
-      <w:r>
-        <w:rPr>
-          <w:rFonts w:eastAsia="Times New Roman" w:cs="Times New Roman" w:ascii="Times New Roman" w:hAnsi="Times New Roman"/>
-          <w:b/>
-          <w:bCs/>
-          <w:i w:val="false"/>
-          <w:iCs w:val="false"/>
-          <w:strike w:val="false"/>
-          <w:dstrike w:val="false"/>
-          <w:color w:val="1155CC"/>
-          <w:sz w:val="24"/>
-          <w:szCs w:val="24"/>
-          <w:u w:val="single"/>
-        </w:rPr>
-        <w:t>r</w:t>
+        <w:t>realdanvanth/23CSE461/Calculator</w:t>
       </w:r>
     </w:p>
     <w:p>
@@ -7398,8 +7040,8 @@
         <w:tblLook w:val="0600"/>
       </w:tblPr>
       <w:tblGrid>
-        <w:gridCol w:w="1224"/>
-        <w:gridCol w:w="4706"/>
+        <w:gridCol w:w="1223"/>
+        <w:gridCol w:w="4707"/>
         <w:gridCol w:w="2965"/>
       </w:tblGrid>
       <w:tr>
@@ -7408,7 +7050,7 @@
         </w:trPr>
         <w:tc>
           <w:tcPr>
-            <w:tcW w:w="1224" w:type="dxa"/>
+            <w:tcW w:w="1223" w:type="dxa"/>
             <w:tcBorders>
               <w:top w:val="single" w:sz="4" w:space="0" w:color="000000"/>
               <w:bottom w:val="single" w:sz="4" w:space="0" w:color="000000"/>
@@ -7442,7 +7084,7 @@
         </w:tc>
         <w:tc>
           <w:tcPr>
-            <w:tcW w:w="4706" w:type="dxa"/>
+            <w:tcW w:w="4707" w:type="dxa"/>
             <w:tcBorders>
               <w:top w:val="single" w:sz="4" w:space="0" w:color="000000"/>
               <w:bottom w:val="single" w:sz="4" w:space="0" w:color="000000"/>
@@ -7515,7 +7157,7 @@
         </w:trPr>
         <w:tc>
           <w:tcPr>
-            <w:tcW w:w="1224" w:type="dxa"/>
+            <w:tcW w:w="1223" w:type="dxa"/>
             <w:tcBorders>
               <w:top w:val="single" w:sz="4" w:space="0" w:color="000000"/>
               <w:bottom w:val="single" w:sz="4" w:space="0" w:color="000000"/>
@@ -7549,7 +7191,7 @@
         </w:tc>
         <w:tc>
           <w:tcPr>
-            <w:tcW w:w="4706" w:type="dxa"/>
+            <w:tcW w:w="4707" w:type="dxa"/>
             <w:tcBorders>
               <w:top w:val="single" w:sz="4" w:space="0" w:color="000000"/>
               <w:bottom w:val="single" w:sz="4" w:space="0" w:color="000000"/>
@@ -7622,7 +7264,7 @@
         </w:trPr>
         <w:tc>
           <w:tcPr>
-            <w:tcW w:w="1224" w:type="dxa"/>
+            <w:tcW w:w="1223" w:type="dxa"/>
             <w:tcBorders>
               <w:top w:val="single" w:sz="4" w:space="0" w:color="000000"/>
               <w:bottom w:val="single" w:sz="4" w:space="0" w:color="000000"/>
@@ -7656,7 +7298,7 @@
         </w:tc>
         <w:tc>
           <w:tcPr>
-            <w:tcW w:w="4706" w:type="dxa"/>
+            <w:tcW w:w="4707" w:type="dxa"/>
             <w:tcBorders>
               <w:top w:val="single" w:sz="4" w:space="0" w:color="000000"/>
               <w:bottom w:val="single" w:sz="4" w:space="0" w:color="000000"/>
@@ -7684,7 +7326,7 @@
                 <w:szCs w:val="24"/>
                 <w:u w:val="none"/>
               </w:rPr>
-              <w:t xml:space="preserve">For constructing UI components, while offering a simpler, more readable, and performant way to build applications. </w:t>
+              <w:t>For constructing UI components, while offering a simpler, more readable, and performant way to build applications.</w:t>
             </w:r>
           </w:p>
         </w:tc>
@@ -7729,7 +7371,7 @@
         </w:trPr>
         <w:tc>
           <w:tcPr>
-            <w:tcW w:w="1224" w:type="dxa"/>
+            <w:tcW w:w="1223" w:type="dxa"/>
             <w:tcBorders>
               <w:top w:val="single" w:sz="4" w:space="0" w:color="000000"/>
               <w:bottom w:val="single" w:sz="4" w:space="0" w:color="000000"/>
@@ -7763,7 +7405,7 @@
         </w:tc>
         <w:tc>
           <w:tcPr>
-            <w:tcW w:w="4706" w:type="dxa"/>
+            <w:tcW w:w="4707" w:type="dxa"/>
             <w:tcBorders>
               <w:top w:val="single" w:sz="4" w:space="0" w:color="000000"/>
               <w:bottom w:val="single" w:sz="4" w:space="0" w:color="000000"/>
@@ -7836,7 +7478,7 @@
         </w:trPr>
         <w:tc>
           <w:tcPr>
-            <w:tcW w:w="1224" w:type="dxa"/>
+            <w:tcW w:w="1223" w:type="dxa"/>
             <w:tcBorders>
               <w:top w:val="single" w:sz="4" w:space="0" w:color="000000"/>
               <w:bottom w:val="single" w:sz="4" w:space="0" w:color="000000"/>
@@ -7870,7 +7512,7 @@
         </w:tc>
         <w:tc>
           <w:tcPr>
-            <w:tcW w:w="4706" w:type="dxa"/>
+            <w:tcW w:w="4707" w:type="dxa"/>
             <w:tcBorders>
               <w:top w:val="single" w:sz="4" w:space="0" w:color="000000"/>
               <w:bottom w:val="single" w:sz="4" w:space="0" w:color="000000"/>
@@ -7943,7 +7585,7 @@
         </w:trPr>
         <w:tc>
           <w:tcPr>
-            <w:tcW w:w="1224" w:type="dxa"/>
+            <w:tcW w:w="1223" w:type="dxa"/>
             <w:tcBorders>
               <w:top w:val="single" w:sz="4" w:space="0" w:color="000000"/>
               <w:bottom w:val="single" w:sz="4" w:space="0" w:color="000000"/>
@@ -7977,7 +7619,7 @@
         </w:tc>
         <w:tc>
           <w:tcPr>
-            <w:tcW w:w="4706" w:type="dxa"/>
+            <w:tcW w:w="4707" w:type="dxa"/>
             <w:tcBorders>
               <w:top w:val="single" w:sz="4" w:space="0" w:color="000000"/>
               <w:bottom w:val="single" w:sz="4" w:space="0" w:color="000000"/>
@@ -8130,43 +7772,7 @@
           <w:szCs w:val="24"/>
           <w:u w:val="single"/>
         </w:rPr>
-        <w:t>https://realdanvanth.github.io/23CSE461/exp0</w:t>
-      </w:r>
-      <w:r>
-        <w:rPr>
-          <w:rFonts w:eastAsia="Times New Roman" w:cs="Times New Roman" w:ascii="Times New Roman" w:hAnsi="Times New Roman"/>
-          <w:b/>
-          <w:bCs/>
-          <w:i w:val="false"/>
-          <w:iCs w:val="false"/>
-          <w:caps w:val="false"/>
-          <w:smallCaps w:val="false"/>
-          <w:strike w:val="false"/>
-          <w:dstrike w:val="false"/>
-          <w:color w:val="1155CC"/>
-          <w:sz w:val="24"/>
-          <w:szCs w:val="24"/>
-          <w:u w:val="single"/>
-        </w:rPr>
-        <w:t>4</w:t>
-      </w:r>
-      <w:r>
-        <w:rPr>
-          <w:rFonts w:eastAsia="Times New Roman" w:cs="Times New Roman" w:ascii="Times New Roman" w:hAnsi="Times New Roman"/>
-          <w:b/>
-          <w:bCs/>
-          <w:i w:val="false"/>
-          <w:iCs w:val="false"/>
-          <w:caps w:val="false"/>
-          <w:smallCaps w:val="false"/>
-          <w:strike w:val="false"/>
-          <w:dstrike w:val="false"/>
-          <w:color w:val="1155CC"/>
-          <w:sz w:val="24"/>
-          <w:szCs w:val="24"/>
-          <w:u w:val="single"/>
-        </w:rPr>
-        <w:t>/</w:t>
+        <w:t>https://realdanvanth.github.io/23CSE461/exp04/</w:t>
       </w:r>
     </w:p>
     <w:p>
@@ -8472,39 +8078,7 @@
           <w:szCs w:val="24"/>
           <w:u w:val="single"/>
         </w:rPr>
-        <w:t>realdanvanth/23CSE461/exp</w:t>
-      </w:r>
-      <w:r>
-        <w:rPr>
-          <w:rFonts w:eastAsia="Times New Roman" w:cs="Times New Roman" w:ascii="Times New Roman" w:hAnsi="Times New Roman"/>
-          <w:b/>
-          <w:bCs/>
-          <w:i w:val="false"/>
-          <w:iCs w:val="false"/>
-          <w:strike w:val="false"/>
-          <w:dstrike w:val="false"/>
-          <w:color w:val="1155CC"/>
-          <w:sz w:val="24"/>
-          <w:szCs w:val="24"/>
-          <w:u w:val="single"/>
-        </w:rPr>
-        <w:t>0</w:t>
-      </w:r>
-      <w:r>
-        <w:rPr>
-          <w:rFonts w:eastAsia="Times New Roman" w:cs="Times New Roman" w:ascii="Times New Roman" w:hAnsi="Times New Roman"/>
-          <w:b/>
-          <w:bCs/>
-          <w:i w:val="false"/>
-          <w:iCs w:val="false"/>
-          <w:strike w:val="false"/>
-          <w:dstrike w:val="false"/>
-          <w:color w:val="1155CC"/>
-          <w:sz w:val="24"/>
-          <w:szCs w:val="24"/>
-          <w:u w:val="single"/>
-        </w:rPr>
-        <w:t>5</w:t>
+        <w:t>realdanvanth/23CSE461/exp05</w:t>
       </w:r>
     </w:p>
     <w:p>
@@ -9007,8 +8581,8 @@
         <w:tblLook w:val="0600"/>
       </w:tblPr>
       <w:tblGrid>
-        <w:gridCol w:w="1224"/>
-        <w:gridCol w:w="4706"/>
+        <w:gridCol w:w="1223"/>
+        <w:gridCol w:w="4707"/>
         <w:gridCol w:w="2965"/>
       </w:tblGrid>
       <w:tr>
@@ -9017,7 +8591,7 @@
         </w:trPr>
         <w:tc>
           <w:tcPr>
-            <w:tcW w:w="1224" w:type="dxa"/>
+            <w:tcW w:w="1223" w:type="dxa"/>
             <w:tcBorders>
               <w:top w:val="single" w:sz="4" w:space="0" w:color="000000"/>
               <w:bottom w:val="single" w:sz="4" w:space="0" w:color="000000"/>
@@ -9051,7 +8625,7 @@
         </w:tc>
         <w:tc>
           <w:tcPr>
-            <w:tcW w:w="4706" w:type="dxa"/>
+            <w:tcW w:w="4707" w:type="dxa"/>
             <w:tcBorders>
               <w:top w:val="single" w:sz="4" w:space="0" w:color="000000"/>
               <w:bottom w:val="single" w:sz="4" w:space="0" w:color="000000"/>
@@ -9124,7 +8698,7 @@
         </w:trPr>
         <w:tc>
           <w:tcPr>
-            <w:tcW w:w="1224" w:type="dxa"/>
+            <w:tcW w:w="1223" w:type="dxa"/>
             <w:tcBorders>
               <w:top w:val="single" w:sz="4" w:space="0" w:color="000000"/>
               <w:bottom w:val="single" w:sz="4" w:space="0" w:color="000000"/>
@@ -9158,7 +8732,7 @@
         </w:tc>
         <w:tc>
           <w:tcPr>
-            <w:tcW w:w="4706" w:type="dxa"/>
+            <w:tcW w:w="4707" w:type="dxa"/>
             <w:tcBorders>
               <w:top w:val="single" w:sz="4" w:space="0" w:color="000000"/>
               <w:bottom w:val="single" w:sz="4" w:space="0" w:color="000000"/>
@@ -9231,7 +8805,7 @@
         </w:trPr>
         <w:tc>
           <w:tcPr>
-            <w:tcW w:w="1224" w:type="dxa"/>
+            <w:tcW w:w="1223" w:type="dxa"/>
             <w:tcBorders>
               <w:top w:val="single" w:sz="4" w:space="0" w:color="000000"/>
               <w:bottom w:val="single" w:sz="4" w:space="0" w:color="000000"/>
@@ -9265,7 +8839,7 @@
         </w:tc>
         <w:tc>
           <w:tcPr>
-            <w:tcW w:w="4706" w:type="dxa"/>
+            <w:tcW w:w="4707" w:type="dxa"/>
             <w:tcBorders>
               <w:top w:val="single" w:sz="4" w:space="0" w:color="000000"/>
               <w:bottom w:val="single" w:sz="4" w:space="0" w:color="000000"/>
@@ -9338,7 +8912,7 @@
         </w:trPr>
         <w:tc>
           <w:tcPr>
-            <w:tcW w:w="1224" w:type="dxa"/>
+            <w:tcW w:w="1223" w:type="dxa"/>
             <w:tcBorders>
               <w:top w:val="single" w:sz="4" w:space="0" w:color="000000"/>
               <w:bottom w:val="single" w:sz="4" w:space="0" w:color="000000"/>
@@ -9372,7 +8946,7 @@
         </w:tc>
         <w:tc>
           <w:tcPr>
-            <w:tcW w:w="4706" w:type="dxa"/>
+            <w:tcW w:w="4707" w:type="dxa"/>
             <w:tcBorders>
               <w:top w:val="single" w:sz="4" w:space="0" w:color="000000"/>
               <w:bottom w:val="single" w:sz="4" w:space="0" w:color="000000"/>
@@ -9445,7 +9019,7 @@
         </w:trPr>
         <w:tc>
           <w:tcPr>
-            <w:tcW w:w="1224" w:type="dxa"/>
+            <w:tcW w:w="1223" w:type="dxa"/>
             <w:tcBorders>
               <w:top w:val="single" w:sz="4" w:space="0" w:color="000000"/>
               <w:bottom w:val="single" w:sz="4" w:space="0" w:color="000000"/>
@@ -9479,7 +9053,7 @@
         </w:tc>
         <w:tc>
           <w:tcPr>
-            <w:tcW w:w="4706" w:type="dxa"/>
+            <w:tcW w:w="4707" w:type="dxa"/>
             <w:tcBorders>
               <w:top w:val="single" w:sz="4" w:space="0" w:color="000000"/>
               <w:bottom w:val="single" w:sz="4" w:space="0" w:color="000000"/>
@@ -9552,7 +9126,7 @@
         </w:trPr>
         <w:tc>
           <w:tcPr>
-            <w:tcW w:w="1224" w:type="dxa"/>
+            <w:tcW w:w="1223" w:type="dxa"/>
             <w:tcBorders>
               <w:top w:val="single" w:sz="4" w:space="0" w:color="000000"/>
               <w:bottom w:val="single" w:sz="4" w:space="0" w:color="000000"/>
@@ -9586,7 +9160,7 @@
         </w:tc>
         <w:tc>
           <w:tcPr>
-            <w:tcW w:w="4706" w:type="dxa"/>
+            <w:tcW w:w="4707" w:type="dxa"/>
             <w:tcBorders>
               <w:top w:val="single" w:sz="4" w:space="0" w:color="000000"/>
               <w:bottom w:val="single" w:sz="4" w:space="0" w:color="000000"/>
@@ -9614,7 +9188,7 @@
                 <w:szCs w:val="24"/>
                 <w:u w:val="none"/>
               </w:rPr>
-              <w:t xml:space="preserve">For constructing UI components, while offering a simpler, more readable, and performant way to build applications. </w:t>
+              <w:t>For constructing UI components, while offering a simpler, more readable, and performant way to build applications.</w:t>
             </w:r>
           </w:p>
         </w:tc>
@@ -9659,7 +9233,7 @@
         </w:trPr>
         <w:tc>
           <w:tcPr>
-            <w:tcW w:w="1224" w:type="dxa"/>
+            <w:tcW w:w="1223" w:type="dxa"/>
             <w:tcBorders>
               <w:top w:val="single" w:sz="4" w:space="0" w:color="000000"/>
               <w:bottom w:val="single" w:sz="4" w:space="0" w:color="000000"/>
@@ -9693,7 +9267,7 @@
         </w:tc>
         <w:tc>
           <w:tcPr>
-            <w:tcW w:w="4706" w:type="dxa"/>
+            <w:tcW w:w="4707" w:type="dxa"/>
             <w:tcBorders>
               <w:top w:val="single" w:sz="4" w:space="0" w:color="000000"/>
               <w:bottom w:val="single" w:sz="4" w:space="0" w:color="000000"/>
@@ -9847,25 +9421,7 @@
           <w:szCs w:val="24"/>
           <w:u w:val="single"/>
         </w:rPr>
-        <w:t>https://realdanvanth.github.io/23CSE461/exp0</w:t>
-      </w:r>
-      <w:r>
-        <w:rPr>
-          <w:rFonts w:eastAsia="Times New Roman" w:cs="Times New Roman" w:ascii="Times New Roman" w:hAnsi="Times New Roman"/>
-          <w:b/>
-          <w:bCs/>
-          <w:i w:val="false"/>
-          <w:iCs w:val="false"/>
-          <w:caps w:val="false"/>
-          <w:smallCaps w:val="false"/>
-          <w:strike w:val="false"/>
-          <w:dstrike w:val="false"/>
-          <w:color w:val="1155CC"/>
-          <w:sz w:val="24"/>
-          <w:szCs w:val="24"/>
-          <w:u w:val="single"/>
-        </w:rPr>
-        <w:t>5/</w:t>
+        <w:t>https://realdanvanth.github.io/23CSE461/exp05/</w:t>
       </w:r>
     </w:p>
     <w:p>
@@ -9941,6 +9497,7 @@
     <w:qFormat/>
     <w:pPr>
       <w:widowControl/>
+      <w:suppressAutoHyphens w:val="true"/>
       <w:bidi w:val="0"/>
       <w:spacing w:lineRule="auto" w:line="278" w:before="0" w:after="160"/>
       <w:jc w:val="left"/>
@@ -10144,6 +9701,7 @@
     <w:qFormat/>
     <w:pPr>
       <w:widowControl/>
+      <w:suppressAutoHyphens w:val="true"/>
       <w:bidi w:val="0"/>
       <w:spacing w:lineRule="auto" w:line="278" w:before="0" w:after="160"/>
       <w:jc w:val="left"/>
